--- a/livrables/lecons/stoicisme/2026-07-23_lecon-stoicisme_07_emotions-apatheia-premeditatio.docx
+++ b/livrables/lecons/stoicisme/2026-07-23_lecon-stoicisme_07_emotions-apatheia-premeditatio.docx
@@ -2808,6 +2808,17 @@
         </w:rPr>
         <w:t xml:space="preserve"> — Article pratique en français sur les trois eupatheiai et leur culture au quotidien.</w:t>
       </w:r>
+      <w:r>
+        <w:rPr>
+          <w:rFonts w:ascii="Times New Roman" w:cs="Times New Roman" w:eastAsia="Times New Roman" w:hAnsi="Times New Roman"/>
+          <w:i/>
+          <w:iCs/>
+          <w:color w:val="6B7280"/>
+          <w:sz w:val="20"/>
+          <w:szCs w:val="20"/>
+        </w:rPr>
+        <w:t xml:space="preserve">   [Corrigé le 25/10/2026 : lien repointé, et l'adresse d'origine était fautive dès l'écriture. Le slug cité « le-stoicisme-au-quotidien-cultiver-les-eupatheiai-pour-une-vie-sereine-et-epanouie » rend HTTP 404 et ne figure dans aucun instantané de la Wayback Machine, qui porte pourtant une vingtaine d'articles ameliorersavie.com/stoicisme/ : cette adresse n'a vraisemblablement jamais été publiée. L'article qui porte ce contenu est « Eupatheiai et stoïcisme : guide pratique pour appliquer les bons affects au quotidien », où chara, boulêsis et eulabeia figurent au degré LITTÉRAL le 25/10/2026 — dont eulabeia, le terme que cette leçon emploie]</w:t>
+      </w:r>
     </w:p>
     <w:p>
       <w:pPr>
@@ -2938,6 +2949,50 @@
           <w:szCs w:val="18"/>
         </w:rPr>
         <w:t xml:space="preserve">Généré le 23 juillet 2026</w:t>
+      </w:r>
+    </w:p>
+    <w:p>
+      <w:pPr>
+        <w:spacing w:after="120" w:before="320"/>
+      </w:pPr>
+      <w:r>
+        <w:rPr>
+          <w:rFonts w:ascii="Times New Roman" w:cs="Times New Roman" w:eastAsia="Times New Roman" w:hAnsi="Times New Roman"/>
+          <w:b/>
+          <w:bCs/>
+          <w:color w:val="1B3A6B"/>
+          <w:sz w:val="28"/>
+          <w:szCs w:val="28"/>
+        </w:rPr>
+        <w:t xml:space="preserve">📝 Journal des corrections — 25 octobre 2026</w:t>
+      </w:r>
+    </w:p>
+    <w:p>
+      <w:pPr>
+        <w:spacing w:after="80"/>
+      </w:pPr>
+      <w:r>
+        <w:rPr>
+          <w:rFonts w:ascii="Times New Roman" w:cs="Times New Roman" w:eastAsia="Times New Roman" w:hAnsi="Times New Roman"/>
+          <w:color w:val="1F2937"/>
+          <w:sz w:val="22"/>
+          <w:szCs w:val="22"/>
+        </w:rPr>
+        <w:t xml:space="preserve">Leçon relue le 25/10/2026 au cours du balayage des 1 351 adresses citées par les 295 documents du dépôt — 8 rendaient HTTP 404 et 2 avaient un domaine qui ne résout plus. Contenu inchangé : seules des adresses de ressource sont touchées.</w:t>
+      </w:r>
+    </w:p>
+    <w:p>
+      <w:pPr>
+        <w:spacing w:after="80"/>
+      </w:pPr>
+      <w:r>
+        <w:rPr>
+          <w:rFonts w:ascii="Times New Roman" w:cs="Times New Roman" w:eastAsia="Times New Roman" w:hAnsi="Times New Roman"/>
+          <w:color w:val="1F2937"/>
+          <w:sz w:val="22"/>
+          <w:szCs w:val="22"/>
+        </w:rPr>
+        <w:t xml:space="preserve">Adresse d'origine conservée ici : « ameliorersavie.com/stoicisme/le-stoicisme-au-quotidien-cultiver-les-eupatheiai-pour-une-vie-sereine-et-epanouie/ » rendait HTTP 404, et aucun instantané Wayback n'en existe alors que la rubrique /stoicisme/ du site y est largement présente : l'adresse n'a vraisemblablement jamais existé. Repointée sur l'article « Eupatheiai et stoïcisme : guide pratique… », qui porte les trois eupatheiai, eulabeia compris — le terme employé par cette leçon. Contenu de la leçon inchangé.</w:t>
       </w:r>
     </w:p>
     <w:sectPr>
